--- a/templets/year - Temp - En - D - SBS.docx
+++ b/templets/year - Temp - En - D - SBS.docx
@@ -668,39 +668,6 @@
         <w:gridCol w:w="709"/>
         <w:gridCol w:w="680"/>
       </w:tblGrid>
-      <w:tr>
-        <w:trPr>
-          <w:cantSplit/>
-        </w:trPr>
-        <w:tc>
-          <w:tcPr>
-            <w:tcW w:w="5000" w:type="pct"/>
-            <w:gridSpan w:val="6"/>
-          </w:tcPr>
-          <w:p>
-            <w:pPr>
-              <w:keepNext/>
-              <w:keepLines/>
-              <w:bidi w:val="0"/>
-              <w:spacing w:after="0"/>
-              <w:jc w:val="center"/>
-              <w:rPr>
-                <w:rFonts w:asciiTheme="majorBidi" w:hAnsiTheme="majorBidi" w:cstheme="majorBidi"/>
-                <w:sz w:val="18"/>
-                <w:szCs w:val="18"/>
-              </w:rPr>
-            </w:pPr>
-            <w:r>
-              <w:rPr>
-                <w:rFonts w:asciiTheme="majorBidi" w:hAnsiTheme="majorBidi" w:cstheme="majorBidi"/>
-                <w:sz w:val="18"/>
-                <w:szCs w:val="18"/>
-              </w:rPr>
-              <w:t>{{pair.year_label}}</w:t>
-            </w:r>
-          </w:p>
-        </w:tc>
-      </w:tr>
       <w:tr>
         <w:trPr>
           <w:cantSplit/>
@@ -5916,6 +5883,7 @@
   <w:style w:type="character" w:default="1" w:styleId="DefaultParagraphFont">
     <w:name w:val="Default Paragraph Font"/>
     <w:uiPriority w:val="1"/>
+    <w:semiHidden/>
     <w:unhideWhenUsed/>
   </w:style>
   <w:style w:type="table" w:default="1" w:styleId="TableNormal">

--- a/templets/year - Temp - En - D - SBS.docx
+++ b/templets/year - Temp - En - D - SBS.docx
@@ -176,7 +176,15 @@
               </w:rPr>
             </w:pPr>
             <w:r>
-              <w:t>Full Name: {{student_name}}</w:t>
+              <w:t>Full Name: {{</w:t>
+            </w:r>
+            <w:proofErr w:type="spellStart"/>
+            <w:r>
+              <w:t>student_name</w:t>
+            </w:r>
+            <w:proofErr w:type="spellEnd"/>
+            <w:r>
+              <w:t>}}</w:t>
             </w:r>
           </w:p>
         </w:tc>
@@ -283,7 +291,15 @@
               </w:rPr>
             </w:pPr>
             <w:r>
-              <w:t>Year of Entrance: {{admission_year}}</w:t>
+              <w:t>Year of Entrance: {{</w:t>
+            </w:r>
+            <w:proofErr w:type="spellStart"/>
+            <w:r>
+              <w:t>admission_year</w:t>
+            </w:r>
+            <w:proofErr w:type="spellEnd"/>
+            <w:r>
+              <w:t>}}</w:t>
             </w:r>
           </w:p>
         </w:tc>
@@ -305,7 +321,15 @@
               </w:rPr>
             </w:pPr>
             <w:r>
-              <w:t>Department: {{department_id}}</w:t>
+              <w:t>Department: {{</w:t>
+            </w:r>
+            <w:proofErr w:type="spellStart"/>
+            <w:r>
+              <w:t>department_id</w:t>
+            </w:r>
+            <w:proofErr w:type="spellEnd"/>
+            <w:r>
+              <w:t>}}</w:t>
             </w:r>
           </w:p>
         </w:tc>
@@ -371,7 +395,15 @@
               </w:rPr>
             </w:pPr>
             <w:r>
-              <w:t>Study: {{study_type}}</w:t>
+              <w:t>Study: {{</w:t>
+            </w:r>
+            <w:proofErr w:type="spellStart"/>
+            <w:r>
+              <w:t>study_type</w:t>
+            </w:r>
+            <w:proofErr w:type="spellEnd"/>
+            <w:r>
+              <w:t>}}</w:t>
             </w:r>
           </w:p>
         </w:tc>
@@ -396,7 +428,15 @@
               </w:rPr>
             </w:pPr>
             <w:r>
-              <w:t>Date of Graduation: {{graduation_date}}</w:t>
+              <w:t>Date of Graduation: {{</w:t>
+            </w:r>
+            <w:proofErr w:type="spellStart"/>
+            <w:r>
+              <w:t>graduation_date</w:t>
+            </w:r>
+            <w:proofErr w:type="spellEnd"/>
+            <w:r>
+              <w:t>}}</w:t>
             </w:r>
           </w:p>
         </w:tc>
@@ -419,7 +459,15 @@
               </w:rPr>
             </w:pPr>
             <w:r>
-              <w:t>Semester:{{graduation_semester}}</w:t>
+              <w:t>Semester:{{</w:t>
+            </w:r>
+            <w:proofErr w:type="spellStart"/>
+            <w:r>
+              <w:t>graduation_semester</w:t>
+            </w:r>
+            <w:proofErr w:type="spellEnd"/>
+            <w:r>
+              <w:t>}}</w:t>
             </w:r>
           </w:p>
         </w:tc>
@@ -488,7 +536,15 @@
               <w:t>tr</w:t>
             </w:r>
             <w:r>
-              <w:t xml:space="preserve"> if sequence_ON %}</w:t>
+              <w:t xml:space="preserve"> if </w:t>
+            </w:r>
+            <w:proofErr w:type="spellStart"/>
+            <w:r>
+              <w:t>sequence_ON</w:t>
+            </w:r>
+            <w:proofErr w:type="spellEnd"/>
+            <w:r>
+              <w:t xml:space="preserve"> %}</w:t>
             </w:r>
           </w:p>
         </w:tc>
@@ -505,8 +561,21 @@
               <w:bidi w:val="0"/>
               <w:spacing w:after="0"/>
             </w:pPr>
-            <w:r>
-              <w:t>Sequence_of_Graduation: {{Sequence_of_Graduation}}</w:t>
+            <w:proofErr w:type="spellStart"/>
+            <w:r>
+              <w:t>Sequence_of_Graduation</w:t>
+            </w:r>
+            <w:proofErr w:type="spellEnd"/>
+            <w:r>
+              <w:t>: {{</w:t>
+            </w:r>
+            <w:proofErr w:type="spellStart"/>
+            <w:r>
+              <w:t>Sequence_of_Graduation</w:t>
+            </w:r>
+            <w:proofErr w:type="spellEnd"/>
+            <w:r>
+              <w:t>}}</w:t>
             </w:r>
           </w:p>
         </w:tc>
@@ -528,7 +597,15 @@
               </w:rPr>
             </w:pPr>
             <w:r>
-              <w:t>Postgraduation No.: {{num_students}}</w:t>
+              <w:t>Postgraduation No.: {{</w:t>
+            </w:r>
+            <w:proofErr w:type="spellStart"/>
+            <w:r>
+              <w:t>num_students</w:t>
+            </w:r>
+            <w:proofErr w:type="spellEnd"/>
+            <w:r>
+              <w:t>}}</w:t>
             </w:r>
           </w:p>
         </w:tc>
@@ -544,8 +621,21 @@
               <w:bidi w:val="0"/>
               <w:spacing w:after="0"/>
             </w:pPr>
-            <w:r>
-              <w:t>Average_of_First_Student: {{Average_of_First_Student}}</w:t>
+            <w:proofErr w:type="spellStart"/>
+            <w:r>
+              <w:t>Average_of_First_Student</w:t>
+            </w:r>
+            <w:proofErr w:type="spellEnd"/>
+            <w:r>
+              <w:t>: {{</w:t>
+            </w:r>
+            <w:proofErr w:type="spellStart"/>
+            <w:r>
+              <w:t>Average_of_First_Student</w:t>
+            </w:r>
+            <w:proofErr w:type="spellEnd"/>
+            <w:r>
+              <w:t>}}</w:t>
             </w:r>
           </w:p>
         </w:tc>
@@ -644,13 +734,21 @@
         <w:spacing w:line="240" w:lineRule="auto"/>
       </w:pPr>
       <w:r>
-        <w:t>{% for pair in paired_</w:t>
+        <w:t xml:space="preserve">{% for pair in </w:t>
+      </w:r>
+      <w:proofErr w:type="spellStart"/>
+      <w:r>
+        <w:t>paired_</w:t>
       </w:r>
       <w:r>
         <w:t>year</w:t>
       </w:r>
       <w:r>
-        <w:t>s %}</w:t>
+        <w:t>s</w:t>
+      </w:r>
+      <w:proofErr w:type="spellEnd"/>
+      <w:r>
+        <w:t xml:space="preserve"> %}</w:t>
       </w:r>
     </w:p>
     <w:tbl>
@@ -695,7 +793,51 @@
                 <w:sz w:val="18"/>
                 <w:szCs w:val="18"/>
               </w:rPr>
-              <w:t>{{pair.left_label}}</w:t>
+              <w:t>{{</w:t>
+            </w:r>
+            <w:proofErr w:type="spellStart"/>
+            <w:r>
+              <w:rPr>
+                <w:rFonts w:asciiTheme="majorBidi" w:hAnsiTheme="majorBidi" w:cstheme="majorBidi"/>
+                <w:sz w:val="18"/>
+                <w:szCs w:val="18"/>
+              </w:rPr>
+              <w:t>pair.left_label</w:t>
+            </w:r>
+            <w:proofErr w:type="spellEnd"/>
+            <w:r>
+              <w:rPr>
+                <w:rFonts w:asciiTheme="majorBidi" w:hAnsiTheme="majorBidi" w:cstheme="majorBidi"/>
+                <w:sz w:val="18"/>
+                <w:szCs w:val="18"/>
+              </w:rPr>
+              <w:t>}}</w:t>
+            </w:r>
+            <w:r>
+              <w:rPr>
+                <w:rFonts w:asciiTheme="majorBidi" w:hAnsiTheme="majorBidi" w:cstheme="majorBidi"/>
+                <w:sz w:val="18"/>
+                <w:szCs w:val="18"/>
+              </w:rPr>
+              <w:t xml:space="preserve"> _ Stage {{</w:t>
+            </w:r>
+            <w:proofErr w:type="spellStart"/>
+            <w:r>
+              <w:rPr>
+                <w:rFonts w:asciiTheme="majorBidi" w:hAnsiTheme="majorBidi" w:cstheme="majorBidi"/>
+                <w:sz w:val="18"/>
+                <w:szCs w:val="18"/>
+              </w:rPr>
+              <w:t>num_s_l</w:t>
+            </w:r>
+            <w:proofErr w:type="spellEnd"/>
+            <w:r>
+              <w:rPr>
+                <w:rFonts w:asciiTheme="majorBidi" w:hAnsiTheme="majorBidi" w:cstheme="majorBidi"/>
+                <w:sz w:val="18"/>
+                <w:szCs w:val="18"/>
+              </w:rPr>
+              <w:t>}}</w:t>
             </w:r>
           </w:p>
         </w:tc>
@@ -722,7 +864,59 @@
                 <w:sz w:val="18"/>
                 <w:szCs w:val="18"/>
               </w:rPr>
-              <w:t>{{pair.right_label}}</w:t>
+              <w:t>{{</w:t>
+            </w:r>
+            <w:proofErr w:type="spellStart"/>
+            <w:r>
+              <w:rPr>
+                <w:rFonts w:asciiTheme="majorBidi" w:hAnsiTheme="majorBidi" w:cstheme="majorBidi"/>
+                <w:sz w:val="18"/>
+                <w:szCs w:val="18"/>
+              </w:rPr>
+              <w:t>pair.right_label</w:t>
+            </w:r>
+            <w:proofErr w:type="spellEnd"/>
+            <w:r>
+              <w:rPr>
+                <w:rFonts w:asciiTheme="majorBidi" w:hAnsiTheme="majorBidi" w:cstheme="majorBidi"/>
+                <w:sz w:val="18"/>
+                <w:szCs w:val="18"/>
+              </w:rPr>
+              <w:t>}}</w:t>
+            </w:r>
+            <w:r>
+              <w:rPr>
+                <w:rFonts w:asciiTheme="majorBidi" w:hAnsiTheme="majorBidi" w:cstheme="majorBidi"/>
+                <w:sz w:val="18"/>
+                <w:szCs w:val="18"/>
+              </w:rPr>
+              <w:t xml:space="preserve"> _ Stage {{</w:t>
+            </w:r>
+            <w:proofErr w:type="spellStart"/>
+            <w:r>
+              <w:rPr>
+                <w:rFonts w:asciiTheme="majorBidi" w:hAnsiTheme="majorBidi" w:cstheme="majorBidi"/>
+                <w:sz w:val="18"/>
+                <w:szCs w:val="18"/>
+              </w:rPr>
+              <w:t>num_s_</w:t>
+            </w:r>
+            <w:r>
+              <w:rPr>
+                <w:rFonts w:asciiTheme="majorBidi" w:hAnsiTheme="majorBidi" w:cstheme="majorBidi"/>
+                <w:sz w:val="18"/>
+                <w:szCs w:val="18"/>
+              </w:rPr>
+              <w:t>r</w:t>
+            </w:r>
+            <w:proofErr w:type="spellEnd"/>
+            <w:r>
+              <w:rPr>
+                <w:rFonts w:asciiTheme="majorBidi" w:hAnsiTheme="majorBidi" w:cstheme="majorBidi"/>
+                <w:sz w:val="18"/>
+                <w:szCs w:val="18"/>
+              </w:rPr>
+              <w:t>}}</w:t>
             </w:r>
           </w:p>
         </w:tc>
@@ -915,7 +1109,25 @@
                 <w:sz w:val="18"/>
                 <w:szCs w:val="18"/>
               </w:rPr>
-              <w:t>{%tr for row in pair.rows %}</w:t>
+              <w:t xml:space="preserve">{%tr for row in </w:t>
+            </w:r>
+            <w:proofErr w:type="spellStart"/>
+            <w:r>
+              <w:rPr>
+                <w:rFonts w:asciiTheme="majorBidi" w:hAnsiTheme="majorBidi" w:cstheme="majorBidi"/>
+                <w:sz w:val="18"/>
+                <w:szCs w:val="18"/>
+              </w:rPr>
+              <w:t>pair.rows</w:t>
+            </w:r>
+            <w:proofErr w:type="spellEnd"/>
+            <w:r>
+              <w:rPr>
+                <w:rFonts w:asciiTheme="majorBidi" w:hAnsiTheme="majorBidi" w:cstheme="majorBidi"/>
+                <w:sz w:val="18"/>
+                <w:szCs w:val="18"/>
+              </w:rPr>
+              <w:t xml:space="preserve"> %}</w:t>
             </w:r>
           </w:p>
         </w:tc>
@@ -946,7 +1158,25 @@
                 <w:sz w:val="18"/>
                 <w:szCs w:val="18"/>
               </w:rPr>
-              <w:t>{{row.left_subj}}</w:t>
+              <w:t>{{</w:t>
+            </w:r>
+            <w:proofErr w:type="spellStart"/>
+            <w:r>
+              <w:rPr>
+                <w:rFonts w:asciiTheme="majorBidi" w:hAnsiTheme="majorBidi" w:cstheme="majorBidi"/>
+                <w:sz w:val="18"/>
+                <w:szCs w:val="18"/>
+              </w:rPr>
+              <w:t>row.left_subj</w:t>
+            </w:r>
+            <w:proofErr w:type="spellEnd"/>
+            <w:r>
+              <w:rPr>
+                <w:rFonts w:asciiTheme="majorBidi" w:hAnsiTheme="majorBidi" w:cstheme="majorBidi"/>
+                <w:sz w:val="18"/>
+                <w:szCs w:val="18"/>
+              </w:rPr>
+              <w:t>}}</w:t>
             </w:r>
           </w:p>
         </w:tc>
@@ -972,7 +1202,25 @@
                 <w:sz w:val="18"/>
                 <w:szCs w:val="18"/>
               </w:rPr>
-              <w:t>{{row.left_mark}}</w:t>
+              <w:t>{{</w:t>
+            </w:r>
+            <w:proofErr w:type="spellStart"/>
+            <w:r>
+              <w:rPr>
+                <w:rFonts w:asciiTheme="majorBidi" w:hAnsiTheme="majorBidi" w:cstheme="majorBidi"/>
+                <w:sz w:val="18"/>
+                <w:szCs w:val="18"/>
+              </w:rPr>
+              <w:t>row.left_mark</w:t>
+            </w:r>
+            <w:proofErr w:type="spellEnd"/>
+            <w:r>
+              <w:rPr>
+                <w:rFonts w:asciiTheme="majorBidi" w:hAnsiTheme="majorBidi" w:cstheme="majorBidi"/>
+                <w:sz w:val="18"/>
+                <w:szCs w:val="18"/>
+              </w:rPr>
+              <w:t>}}</w:t>
             </w:r>
           </w:p>
         </w:tc>
@@ -998,7 +1246,25 @@
                 <w:sz w:val="18"/>
                 <w:szCs w:val="18"/>
               </w:rPr>
-              <w:t>{{row.left_unit}}</w:t>
+              <w:t>{{</w:t>
+            </w:r>
+            <w:proofErr w:type="spellStart"/>
+            <w:r>
+              <w:rPr>
+                <w:rFonts w:asciiTheme="majorBidi" w:hAnsiTheme="majorBidi" w:cstheme="majorBidi"/>
+                <w:sz w:val="18"/>
+                <w:szCs w:val="18"/>
+              </w:rPr>
+              <w:t>row.left_unit</w:t>
+            </w:r>
+            <w:proofErr w:type="spellEnd"/>
+            <w:r>
+              <w:rPr>
+                <w:rFonts w:asciiTheme="majorBidi" w:hAnsiTheme="majorBidi" w:cstheme="majorBidi"/>
+                <w:sz w:val="18"/>
+                <w:szCs w:val="18"/>
+              </w:rPr>
+              <w:t>}}</w:t>
             </w:r>
           </w:p>
         </w:tc>
@@ -1024,7 +1290,25 @@
                 <w:sz w:val="18"/>
                 <w:szCs w:val="18"/>
               </w:rPr>
-              <w:t>{{row.right_subj}}</w:t>
+              <w:t>{{</w:t>
+            </w:r>
+            <w:proofErr w:type="spellStart"/>
+            <w:r>
+              <w:rPr>
+                <w:rFonts w:asciiTheme="majorBidi" w:hAnsiTheme="majorBidi" w:cstheme="majorBidi"/>
+                <w:sz w:val="18"/>
+                <w:szCs w:val="18"/>
+              </w:rPr>
+              <w:t>row.right_subj</w:t>
+            </w:r>
+            <w:proofErr w:type="spellEnd"/>
+            <w:r>
+              <w:rPr>
+                <w:rFonts w:asciiTheme="majorBidi" w:hAnsiTheme="majorBidi" w:cstheme="majorBidi"/>
+                <w:sz w:val="18"/>
+                <w:szCs w:val="18"/>
+              </w:rPr>
+              <w:t>}}</w:t>
             </w:r>
           </w:p>
         </w:tc>
@@ -1050,7 +1334,25 @@
                 <w:sz w:val="18"/>
                 <w:szCs w:val="18"/>
               </w:rPr>
-              <w:t>{{row.right_mark}}</w:t>
+              <w:t>{{</w:t>
+            </w:r>
+            <w:proofErr w:type="spellStart"/>
+            <w:r>
+              <w:rPr>
+                <w:rFonts w:asciiTheme="majorBidi" w:hAnsiTheme="majorBidi" w:cstheme="majorBidi"/>
+                <w:sz w:val="18"/>
+                <w:szCs w:val="18"/>
+              </w:rPr>
+              <w:t>row.right_mark</w:t>
+            </w:r>
+            <w:proofErr w:type="spellEnd"/>
+            <w:r>
+              <w:rPr>
+                <w:rFonts w:asciiTheme="majorBidi" w:hAnsiTheme="majorBidi" w:cstheme="majorBidi"/>
+                <w:sz w:val="18"/>
+                <w:szCs w:val="18"/>
+              </w:rPr>
+              <w:t>}}</w:t>
             </w:r>
           </w:p>
         </w:tc>
@@ -1076,7 +1378,25 @@
                 <w:sz w:val="18"/>
                 <w:szCs w:val="18"/>
               </w:rPr>
-              <w:t>{{row.right_unit}}</w:t>
+              <w:t>{{</w:t>
+            </w:r>
+            <w:proofErr w:type="spellStart"/>
+            <w:r>
+              <w:rPr>
+                <w:rFonts w:asciiTheme="majorBidi" w:hAnsiTheme="majorBidi" w:cstheme="majorBidi"/>
+                <w:sz w:val="18"/>
+                <w:szCs w:val="18"/>
+              </w:rPr>
+              <w:t>row.right_unit</w:t>
+            </w:r>
+            <w:proofErr w:type="spellEnd"/>
+            <w:r>
+              <w:rPr>
+                <w:rFonts w:asciiTheme="majorBidi" w:hAnsiTheme="majorBidi" w:cstheme="majorBidi"/>
+                <w:sz w:val="18"/>
+                <w:szCs w:val="18"/>
+              </w:rPr>
+              <w:t>}}</w:t>
             </w:r>
           </w:p>
         </w:tc>
@@ -1108,7 +1428,25 @@
                 <w:sz w:val="18"/>
                 <w:szCs w:val="18"/>
               </w:rPr>
-              <w:t>{%tr endfor %}</w:t>
+              <w:t xml:space="preserve">{%tr </w:t>
+            </w:r>
+            <w:proofErr w:type="spellStart"/>
+            <w:r>
+              <w:rPr>
+                <w:rFonts w:asciiTheme="majorBidi" w:hAnsiTheme="majorBidi" w:cstheme="majorBidi"/>
+                <w:sz w:val="18"/>
+                <w:szCs w:val="18"/>
+              </w:rPr>
+              <w:t>endfor</w:t>
+            </w:r>
+            <w:proofErr w:type="spellEnd"/>
+            <w:r>
+              <w:rPr>
+                <w:rFonts w:asciiTheme="majorBidi" w:hAnsiTheme="majorBidi" w:cstheme="majorBidi"/>
+                <w:sz w:val="18"/>
+                <w:szCs w:val="18"/>
+              </w:rPr>
+              <w:t xml:space="preserve"> %}</w:t>
             </w:r>
           </w:p>
         </w:tc>
@@ -1122,7 +1460,15 @@
         <w:spacing w:line="240" w:lineRule="auto"/>
       </w:pPr>
       <w:r>
-        <w:t>{% endfor %}</w:t>
+        <w:t xml:space="preserve">{% </w:t>
+      </w:r>
+      <w:proofErr w:type="spellStart"/>
+      <w:r>
+        <w:t>endfor</w:t>
+      </w:r>
+      <w:proofErr w:type="spellEnd"/>
+      <w:r>
+        <w:t xml:space="preserve"> %}</w:t>
       </w:r>
     </w:p>
     <w:p>
@@ -1502,7 +1848,21 @@
           <w:rFonts w:asciiTheme="minorBidi" w:hAnsiTheme="minorBidi" w:cstheme="minorBidi"/>
         </w:rPr>
         <w:lastRenderedPageBreak/>
-        <w:t>{{Back_page}}</w:t>
+        <w:t>{{</w:t>
+      </w:r>
+      <w:proofErr w:type="spellStart"/>
+      <w:r>
+        <w:rPr>
+          <w:rFonts w:asciiTheme="minorBidi" w:hAnsiTheme="minorBidi" w:cstheme="minorBidi"/>
+        </w:rPr>
+        <w:t>Back_page</w:t>
+      </w:r>
+      <w:proofErr w:type="spellEnd"/>
+      <w:r>
+        <w:rPr>
+          <w:rFonts w:asciiTheme="minorBidi" w:hAnsiTheme="minorBidi" w:cstheme="minorBidi"/>
+        </w:rPr>
+        <w:t>}}</w:t>
       </w:r>
     </w:p>
     <w:p>
@@ -1665,7 +2025,21 @@
         <w:rPr>
           <w:rFonts w:asciiTheme="minorBidi" w:hAnsiTheme="minorBidi" w:cstheme="minorBidi"/>
         </w:rPr>
-        <w:t>{%p if Summer_ON %}</w:t>
+        <w:t xml:space="preserve">{%p if </w:t>
+      </w:r>
+      <w:proofErr w:type="spellStart"/>
+      <w:r>
+        <w:rPr>
+          <w:rFonts w:asciiTheme="minorBidi" w:hAnsiTheme="minorBidi" w:cstheme="minorBidi"/>
+        </w:rPr>
+        <w:t>Summer_ON</w:t>
+      </w:r>
+      <w:proofErr w:type="spellEnd"/>
+      <w:r>
+        <w:rPr>
+          <w:rFonts w:asciiTheme="minorBidi" w:hAnsiTheme="minorBidi" w:cstheme="minorBidi"/>
+        </w:rPr>
+        <w:t xml:space="preserve"> %}</w:t>
       </w:r>
     </w:p>
     <w:p>
@@ -1684,7 +2058,21 @@
         <w:rPr>
           <w:rFonts w:asciiTheme="minorBidi" w:hAnsiTheme="minorBidi" w:cstheme="minorBidi"/>
         </w:rPr>
-        <w:t>Summer Training: The student completed the requirement of summer training in the academic year {{Summer_Training_year}}.</w:t>
+        <w:t>Summer Training: The student completed the requirement of summer training in the academic year {{</w:t>
+      </w:r>
+      <w:proofErr w:type="spellStart"/>
+      <w:r>
+        <w:rPr>
+          <w:rFonts w:asciiTheme="minorBidi" w:hAnsiTheme="minorBidi" w:cstheme="minorBidi"/>
+        </w:rPr>
+        <w:t>Summer_Training_year</w:t>
+      </w:r>
+      <w:proofErr w:type="spellEnd"/>
+      <w:r>
+        <w:rPr>
+          <w:rFonts w:asciiTheme="minorBidi" w:hAnsiTheme="minorBidi" w:cstheme="minorBidi"/>
+        </w:rPr>
+        <w:t>}}.</w:t>
       </w:r>
     </w:p>
     <w:p>
@@ -1721,7 +2109,35 @@
         <w:rPr>
           <w:rFonts w:asciiTheme="minorBidi" w:hAnsiTheme="minorBidi" w:cstheme="minorBidi"/>
         </w:rPr>
-        <w:t>The University order No: {{order_number}} in {{order_date}}</w:t>
+        <w:t>The University order No: {{</w:t>
+      </w:r>
+      <w:proofErr w:type="spellStart"/>
+      <w:r>
+        <w:rPr>
+          <w:rFonts w:asciiTheme="minorBidi" w:hAnsiTheme="minorBidi" w:cstheme="minorBidi"/>
+        </w:rPr>
+        <w:t>order_number</w:t>
+      </w:r>
+      <w:proofErr w:type="spellEnd"/>
+      <w:r>
+        <w:rPr>
+          <w:rFonts w:asciiTheme="minorBidi" w:hAnsiTheme="minorBidi" w:cstheme="minorBidi"/>
+        </w:rPr>
+        <w:t>}} in {{</w:t>
+      </w:r>
+      <w:proofErr w:type="spellStart"/>
+      <w:r>
+        <w:rPr>
+          <w:rFonts w:asciiTheme="minorBidi" w:hAnsiTheme="minorBidi" w:cstheme="minorBidi"/>
+        </w:rPr>
+        <w:t>order_date</w:t>
+      </w:r>
+      <w:proofErr w:type="spellEnd"/>
+      <w:r>
+        <w:rPr>
+          <w:rFonts w:asciiTheme="minorBidi" w:hAnsiTheme="minorBidi" w:cstheme="minorBidi"/>
+        </w:rPr>
+        <w:t>}}</w:t>
       </w:r>
     </w:p>
     <w:p>
@@ -1896,7 +2312,21 @@
         <w:rPr>
           <w:rFonts w:asciiTheme="minorBidi" w:hAnsiTheme="minorBidi" w:cstheme="minorBidi"/>
         </w:rPr>
-        <w:t>{%p if Failure_ON %}</w:t>
+        <w:t xml:space="preserve">{%p if </w:t>
+      </w:r>
+      <w:proofErr w:type="spellStart"/>
+      <w:r>
+        <w:rPr>
+          <w:rFonts w:asciiTheme="minorBidi" w:hAnsiTheme="minorBidi" w:cstheme="minorBidi"/>
+        </w:rPr>
+        <w:t>Failure_ON</w:t>
+      </w:r>
+      <w:proofErr w:type="spellEnd"/>
+      <w:r>
+        <w:rPr>
+          <w:rFonts w:asciiTheme="minorBidi" w:hAnsiTheme="minorBidi" w:cstheme="minorBidi"/>
+        </w:rPr>
+        <w:t xml:space="preserve"> %}</w:t>
       </w:r>
     </w:p>
     <w:p>
@@ -1914,11 +2344,33 @@
           <w:lang w:bidi="ar-IQ"/>
         </w:rPr>
       </w:pPr>
-      <w:r>
-        <w:rPr>
-          <w:rFonts w:asciiTheme="minorBidi" w:hAnsiTheme="minorBidi" w:cstheme="minorBidi"/>
-        </w:rPr>
-        <w:t>Postponement_and_Failure_Years : {{Postponement_and_Failure_Years }}.</w:t>
+      <w:proofErr w:type="spellStart"/>
+      <w:r>
+        <w:rPr>
+          <w:rFonts w:asciiTheme="minorBidi" w:hAnsiTheme="minorBidi" w:cstheme="minorBidi"/>
+        </w:rPr>
+        <w:t>Postponement_and_Failure_Years</w:t>
+      </w:r>
+      <w:proofErr w:type="spellEnd"/>
+      <w:r>
+        <w:rPr>
+          <w:rFonts w:asciiTheme="minorBidi" w:hAnsiTheme="minorBidi" w:cstheme="minorBidi"/>
+        </w:rPr>
+        <w:t xml:space="preserve"> : {{</w:t>
+      </w:r>
+      <w:proofErr w:type="spellStart"/>
+      <w:r>
+        <w:rPr>
+          <w:rFonts w:asciiTheme="minorBidi" w:hAnsiTheme="minorBidi" w:cstheme="minorBidi"/>
+        </w:rPr>
+        <w:t>Postponement_and_Failure_Years</w:t>
+      </w:r>
+      <w:proofErr w:type="spellEnd"/>
+      <w:r>
+        <w:rPr>
+          <w:rFonts w:asciiTheme="minorBidi" w:hAnsiTheme="minorBidi" w:cstheme="minorBidi"/>
+        </w:rPr>
+        <w:t xml:space="preserve"> }}.</w:t>
       </w:r>
     </w:p>
     <w:p>
@@ -1978,8 +2430,16 @@
         <w:rPr>
           <w:rFonts w:asciiTheme="minorBidi" w:hAnsiTheme="minorBidi" w:cstheme="minorBidi"/>
         </w:rPr>
-        <w:t xml:space="preserve"> if Passed_ON</w:t>
-      </w:r>
+        <w:t xml:space="preserve"> if </w:t>
+      </w:r>
+      <w:proofErr w:type="spellStart"/>
+      <w:r>
+        <w:rPr>
+          <w:rFonts w:asciiTheme="minorBidi" w:hAnsiTheme="minorBidi" w:cstheme="minorBidi"/>
+        </w:rPr>
+        <w:t>Passed_ON</w:t>
+      </w:r>
+      <w:proofErr w:type="spellEnd"/>
       <w:r>
         <w:rPr>
           <w:rFonts w:asciiTheme="minorBidi" w:hAnsiTheme="minorBidi" w:cstheme="minorBidi"/>
@@ -2008,11 +2468,33 @@
           <w:lang w:bidi="ar-IQ"/>
         </w:rPr>
       </w:pPr>
-      <w:r>
-        <w:rPr>
-          <w:rFonts w:asciiTheme="minorBidi" w:hAnsiTheme="minorBidi" w:cstheme="minorBidi"/>
-        </w:rPr>
-        <w:t>Subjects_Passed_with_Second_Trial : {{Subjects_Passed_with_Second_Trial}}.</w:t>
+      <w:proofErr w:type="spellStart"/>
+      <w:r>
+        <w:rPr>
+          <w:rFonts w:asciiTheme="minorBidi" w:hAnsiTheme="minorBidi" w:cstheme="minorBidi"/>
+        </w:rPr>
+        <w:t>Subjects_Passed_with_Second_Trial</w:t>
+      </w:r>
+      <w:proofErr w:type="spellEnd"/>
+      <w:r>
+        <w:rPr>
+          <w:rFonts w:asciiTheme="minorBidi" w:hAnsiTheme="minorBidi" w:cstheme="minorBidi"/>
+        </w:rPr>
+        <w:t xml:space="preserve"> : {{</w:t>
+      </w:r>
+      <w:proofErr w:type="spellStart"/>
+      <w:r>
+        <w:rPr>
+          <w:rFonts w:asciiTheme="minorBidi" w:hAnsiTheme="minorBidi" w:cstheme="minorBidi"/>
+        </w:rPr>
+        <w:t>Subjects_Passed_with_Second_Trial</w:t>
+      </w:r>
+      <w:proofErr w:type="spellEnd"/>
+      <w:r>
+        <w:rPr>
+          <w:rFonts w:asciiTheme="minorBidi" w:hAnsiTheme="minorBidi" w:cstheme="minorBidi"/>
+        </w:rPr>
+        <w:t>}}.</w:t>
       </w:r>
     </w:p>
     <w:p>
@@ -2076,7 +2558,35 @@
         <w:rPr>
           <w:rFonts w:asciiTheme="minorBidi" w:hAnsiTheme="minorBidi" w:cstheme="minorBidi"/>
         </w:rPr>
-        <w:t>The Medium Of Instruction During The Entire Was English.</w:t>
+        <w:t xml:space="preserve">The Medium </w:t>
+      </w:r>
+      <w:proofErr w:type="gramStart"/>
+      <w:r>
+        <w:rPr>
+          <w:rFonts w:asciiTheme="minorBidi" w:hAnsiTheme="minorBidi" w:cstheme="minorBidi"/>
+        </w:rPr>
+        <w:t>Of</w:t>
+      </w:r>
+      <w:proofErr w:type="gramEnd"/>
+      <w:r>
+        <w:rPr>
+          <w:rFonts w:asciiTheme="minorBidi" w:hAnsiTheme="minorBidi" w:cstheme="minorBidi"/>
+        </w:rPr>
+        <w:t xml:space="preserve"> Instruction During </w:t>
+      </w:r>
+      <w:proofErr w:type="gramStart"/>
+      <w:r>
+        <w:rPr>
+          <w:rFonts w:asciiTheme="minorBidi" w:hAnsiTheme="minorBidi" w:cstheme="minorBidi"/>
+        </w:rPr>
+        <w:t>The</w:t>
+      </w:r>
+      <w:proofErr w:type="gramEnd"/>
+      <w:r>
+        <w:rPr>
+          <w:rFonts w:asciiTheme="minorBidi" w:hAnsiTheme="minorBidi" w:cstheme="minorBidi"/>
+        </w:rPr>
+        <w:t xml:space="preserve"> Entire Was English.</w:t>
       </w:r>
     </w:p>
     <w:p>
@@ -2099,7 +2609,21 @@
         <w:rPr>
           <w:rFonts w:asciiTheme="minorBidi" w:hAnsiTheme="minorBidi" w:cstheme="minorBidi"/>
         </w:rPr>
-        <w:t>The Certificate is Free From Scratches and Corrections.</w:t>
+        <w:t xml:space="preserve">The Certificate is Free </w:t>
+      </w:r>
+      <w:proofErr w:type="gramStart"/>
+      <w:r>
+        <w:rPr>
+          <w:rFonts w:asciiTheme="minorBidi" w:hAnsiTheme="minorBidi" w:cstheme="minorBidi"/>
+        </w:rPr>
+        <w:t>From</w:t>
+      </w:r>
+      <w:proofErr w:type="gramEnd"/>
+      <w:r>
+        <w:rPr>
+          <w:rFonts w:asciiTheme="minorBidi" w:hAnsiTheme="minorBidi" w:cstheme="minorBidi"/>
+        </w:rPr>
+        <w:t xml:space="preserve"> Scratches and Corrections.</w:t>
       </w:r>
     </w:p>
     <w:p>

--- a/templets/year - Temp - En - D - SBS.docx
+++ b/templets/year - Temp - En - D - SBS.docx
@@ -459,7 +459,13 @@
               </w:rPr>
             </w:pPr>
             <w:r>
-              <w:t>Semester:{{</w:t>
+              <w:t>Semester:</w:t>
+            </w:r>
+            <w:r>
+              <w:t xml:space="preserve"> </w:t>
+            </w:r>
+            <w:r>
+              <w:t>{{</w:t>
             </w:r>
             <w:proofErr w:type="spellStart"/>
             <w:r>
@@ -561,13 +567,20 @@
               <w:bidi w:val="0"/>
               <w:spacing w:after="0"/>
             </w:pPr>
-            <w:proofErr w:type="spellStart"/>
-            <w:r>
-              <w:t>Sequence_of_Graduation</w:t>
-            </w:r>
-            <w:proofErr w:type="spellEnd"/>
-            <w:r>
-              <w:t>: {{</w:t>
+            <w:r>
+              <w:t>Sequence</w:t>
+            </w:r>
+            <w:r>
+              <w:t xml:space="preserve"> </w:t>
+            </w:r>
+            <w:r>
+              <w:t>of</w:t>
+            </w:r>
+            <w:r>
+              <w:t xml:space="preserve"> </w:t>
+            </w:r>
+            <w:r>
+              <w:t>Graduation: {{</w:t>
             </w:r>
             <w:proofErr w:type="spellStart"/>
             <w:r>
@@ -621,13 +634,26 @@
               <w:bidi w:val="0"/>
               <w:spacing w:after="0"/>
             </w:pPr>
-            <w:proofErr w:type="spellStart"/>
-            <w:r>
-              <w:t>Average_of_First_Student</w:t>
-            </w:r>
-            <w:proofErr w:type="spellEnd"/>
-            <w:r>
-              <w:t>: {{</w:t>
+            <w:r>
+              <w:t>Average</w:t>
+            </w:r>
+            <w:r>
+              <w:t xml:space="preserve"> </w:t>
+            </w:r>
+            <w:r>
+              <w:t>of</w:t>
+            </w:r>
+            <w:r>
+              <w:t xml:space="preserve"> </w:t>
+            </w:r>
+            <w:r>
+              <w:t>First</w:t>
+            </w:r>
+            <w:r>
+              <w:t xml:space="preserve"> </w:t>
+            </w:r>
+            <w:r>
+              <w:t>Student: {{</w:t>
             </w:r>
             <w:proofErr w:type="spellStart"/>
             <w:r>
@@ -802,7 +828,7 @@
                 <w:sz w:val="18"/>
                 <w:szCs w:val="18"/>
               </w:rPr>
-              <w:t>pair.left_label</w:t>
+              <w:t>pair.year_left_label</w:t>
             </w:r>
             <w:proofErr w:type="spellEnd"/>
             <w:r>
@@ -819,9 +845,33 @@
                 <w:sz w:val="18"/>
                 <w:szCs w:val="18"/>
               </w:rPr>
-              <w:t xml:space="preserve"> _ Stage {{</w:t>
+              <w:t xml:space="preserve"> </w:t>
+            </w:r>
+            <w:r>
+              <w:rPr>
+                <w:rFonts w:asciiTheme="majorBidi" w:hAnsiTheme="majorBidi" w:cstheme="majorBidi"/>
+                <w:sz w:val="18"/>
+                <w:szCs w:val="18"/>
+              </w:rPr>
+              <w:t>_ Stage {{</w:t>
+            </w:r>
+            <w:r>
+              <w:rPr>
+                <w:rFonts w:asciiTheme="majorBidi" w:hAnsiTheme="majorBidi" w:cstheme="majorBidi"/>
+                <w:sz w:val="18"/>
+                <w:szCs w:val="18"/>
+              </w:rPr>
+              <w:t xml:space="preserve"> </w:t>
             </w:r>
             <w:proofErr w:type="spellStart"/>
+            <w:r>
+              <w:rPr>
+                <w:rFonts w:asciiTheme="majorBidi" w:hAnsiTheme="majorBidi" w:cstheme="majorBidi"/>
+                <w:sz w:val="18"/>
+                <w:szCs w:val="18"/>
+              </w:rPr>
+              <w:t>pair.</w:t>
+            </w:r>
             <w:r>
               <w:rPr>
                 <w:rFonts w:asciiTheme="majorBidi" w:hAnsiTheme="majorBidi" w:cstheme="majorBidi"/>
@@ -873,7 +923,7 @@
                 <w:sz w:val="18"/>
                 <w:szCs w:val="18"/>
               </w:rPr>
-              <w:t>pair.right_label</w:t>
+              <w:t>pair.year_right_label</w:t>
             </w:r>
             <w:proofErr w:type="spellEnd"/>
             <w:r>
@@ -882,7 +932,7 @@
                 <w:sz w:val="18"/>
                 <w:szCs w:val="18"/>
               </w:rPr>
-              <w:t>}}</w:t>
+              <w:t xml:space="preserve">}} </w:t>
             </w:r>
             <w:r>
               <w:rPr>
@@ -890,24 +940,32 @@
                 <w:sz w:val="18"/>
                 <w:szCs w:val="18"/>
               </w:rPr>
-              <w:t xml:space="preserve"> _ Stage {{</w:t>
-            </w:r>
-            <w:proofErr w:type="spellStart"/>
+              <w:t>_ Stage {{</w:t>
+            </w:r>
             <w:r>
               <w:rPr>
                 <w:rFonts w:asciiTheme="majorBidi" w:hAnsiTheme="majorBidi" w:cstheme="majorBidi"/>
                 <w:sz w:val="18"/>
                 <w:szCs w:val="18"/>
               </w:rPr>
-              <w:t>num_s_</w:t>
-            </w:r>
+              <w:t xml:space="preserve"> </w:t>
+            </w:r>
+            <w:proofErr w:type="spellStart"/>
             <w:r>
               <w:rPr>
                 <w:rFonts w:asciiTheme="majorBidi" w:hAnsiTheme="majorBidi" w:cstheme="majorBidi"/>
                 <w:sz w:val="18"/>
                 <w:szCs w:val="18"/>
               </w:rPr>
-              <w:t>r</w:t>
+              <w:t>pair.</w:t>
+            </w:r>
+            <w:r>
+              <w:rPr>
+                <w:rFonts w:asciiTheme="majorBidi" w:hAnsiTheme="majorBidi" w:cstheme="majorBidi"/>
+                <w:sz w:val="18"/>
+                <w:szCs w:val="18"/>
+              </w:rPr>
+              <w:t>num_s_r</w:t>
             </w:r>
             <w:proofErr w:type="spellEnd"/>
             <w:r>
@@ -2433,11 +2491,19 @@
         <w:t xml:space="preserve"> if </w:t>
       </w:r>
       <w:proofErr w:type="spellStart"/>
-      <w:r>
-        <w:rPr>
-          <w:rFonts w:asciiTheme="minorBidi" w:hAnsiTheme="minorBidi" w:cstheme="minorBidi"/>
-        </w:rPr>
-        <w:t>Passed_ON</w:t>
+      <w:proofErr w:type="gramStart"/>
+      <w:r>
+        <w:rPr>
+          <w:rFonts w:asciiTheme="minorBidi" w:hAnsiTheme="minorBidi" w:cstheme="minorBidi"/>
+        </w:rPr>
+        <w:t>Passed</w:t>
+      </w:r>
+      <w:proofErr w:type="gramEnd"/>
+      <w:r>
+        <w:rPr>
+          <w:rFonts w:asciiTheme="minorBidi" w:hAnsiTheme="minorBidi" w:cstheme="minorBidi"/>
+        </w:rPr>
+        <w:t>_ON</w:t>
       </w:r>
       <w:proofErr w:type="spellEnd"/>
       <w:r>
@@ -2468,19 +2534,59 @@
           <w:lang w:bidi="ar-IQ"/>
         </w:rPr>
       </w:pPr>
-      <w:proofErr w:type="spellStart"/>
-      <w:r>
-        <w:rPr>
-          <w:rFonts w:asciiTheme="minorBidi" w:hAnsiTheme="minorBidi" w:cstheme="minorBidi"/>
-        </w:rPr>
-        <w:t>Subjects_Passed_with_Second_Trial</w:t>
-      </w:r>
-      <w:proofErr w:type="spellEnd"/>
-      <w:r>
-        <w:rPr>
-          <w:rFonts w:asciiTheme="minorBidi" w:hAnsiTheme="minorBidi" w:cstheme="minorBidi"/>
-        </w:rPr>
-        <w:t xml:space="preserve"> : {{</w:t>
+      <w:r>
+        <w:rPr>
+          <w:rFonts w:asciiTheme="minorBidi" w:hAnsiTheme="minorBidi" w:cstheme="minorBidi"/>
+        </w:rPr>
+        <w:t>Subjects</w:t>
+      </w:r>
+      <w:r>
+        <w:rPr>
+          <w:rFonts w:asciiTheme="minorBidi" w:hAnsiTheme="minorBidi" w:cstheme="minorBidi"/>
+        </w:rPr>
+        <w:t xml:space="preserve"> </w:t>
+      </w:r>
+      <w:r>
+        <w:rPr>
+          <w:rFonts w:asciiTheme="minorBidi" w:hAnsiTheme="minorBidi" w:cstheme="minorBidi"/>
+        </w:rPr>
+        <w:t>Passed</w:t>
+      </w:r>
+      <w:r>
+        <w:rPr>
+          <w:rFonts w:asciiTheme="minorBidi" w:hAnsiTheme="minorBidi" w:cstheme="minorBidi"/>
+        </w:rPr>
+        <w:t xml:space="preserve"> </w:t>
+      </w:r>
+      <w:r>
+        <w:rPr>
+          <w:rFonts w:asciiTheme="minorBidi" w:hAnsiTheme="minorBidi" w:cstheme="minorBidi"/>
+        </w:rPr>
+        <w:t>with</w:t>
+      </w:r>
+      <w:r>
+        <w:rPr>
+          <w:rFonts w:asciiTheme="minorBidi" w:hAnsiTheme="minorBidi" w:cstheme="minorBidi"/>
+        </w:rPr>
+        <w:t xml:space="preserve"> </w:t>
+      </w:r>
+      <w:r>
+        <w:rPr>
+          <w:rFonts w:asciiTheme="minorBidi" w:hAnsiTheme="minorBidi" w:cstheme="minorBidi"/>
+        </w:rPr>
+        <w:t>Second</w:t>
+      </w:r>
+      <w:r>
+        <w:rPr>
+          <w:rFonts w:asciiTheme="minorBidi" w:hAnsiTheme="minorBidi" w:cstheme="minorBidi"/>
+        </w:rPr>
+        <w:t xml:space="preserve"> </w:t>
+      </w:r>
+      <w:r>
+        <w:rPr>
+          <w:rFonts w:asciiTheme="minorBidi" w:hAnsiTheme="minorBidi" w:cstheme="minorBidi"/>
+        </w:rPr>
+        <w:t>Trial : {{</w:t>
       </w:r>
       <w:proofErr w:type="spellStart"/>
       <w:r>
